--- a/중국어_대화문/3부_docx/3부_03화_위임장.docx
+++ b/중국어_대화문/3부_docx/3부_03화_위임장.docx
@@ -18,7 +18,7 @@
         <w:t>등장인물:</w:t>
       </w:r>
       <w:r>
-        <w:t xml:space="preserve"> 쑤민 苏敏(30세, 明灯法律援助中心 변호사) / 선즈위안 沈知远(29세, 같은 센터 변호사) / 리위퉁 李雨彤(22세, 北原政法学院 4학년, 센터 자원활동가) / 옌하이성 严海生·严老汉(65세, 龙潭 상류 柳坪乡 이주민 대표, 전직 어부·선박 수리공) / 구샤오룽 谷小龙(34세, 柳坪乡 출신 청년, 전직 택배 기사, 위챗 단체방 「龙潭一家人」 방장 — 이번 화의 신규 인물) / 위 할머니 俞婆婆(71세, 柳坪乡 이주민) / 메이뤄란 梅若兰(60대 후반, 退休 律师协会 서기, 센터 고문) / 류팅 刘婷(21세, 北原大学 化学系, 센터 자원활동가) / 두젠핑 杜建平(44세, 槐荫派出所 社区民警) / 마을 이장 村主任 / 이주민 주민들 村民甲·乙 / 택배 기사 快递员</w:t>
+        <w:t xml:space="preserve"> 쑤민 苏敏(30세, 明灯法律援助中心 변호사) / 선즈위안 沈知远(29세, 같은 센터 변호사) / 리위퉁 李雨彤(22세, 北原政法学院 4학년, 센터 자원활동가) / 옌하이성 严海生·严老汉(65세, 龙潭 상류 柳坪乡 이주민 대표, 전직 어부·선박 수리공) / 구샤오룽 谷小龙(34세, 柳坪乡 출신 청년, 전직 택배 기사, 위챗 단체방 「龙潭一家人」 방장 — 이번 화의 신규 인물) / 위 할머니 俞婆婆(71세, 柳坪乡 이주민) / 메이뤄란 梅若兰(60대 후반, 은퇴한 律师协会 서기, 센터 고문) / 류팅 刘婷(21세, 北原大学 化学系, 센터 자원활동가) / 두젠핑 杜建平(44세, 槐荫派出所 社区民警) / 마을 이장 村主任 / 이주민 주민들 村民甲·乙 / 택배 기사 快递员</w:t>
       </w:r>
     </w:p>
     <w:p>
@@ -29,7 +29,7 @@
         <w:t>배경:</w:t>
       </w:r>
       <w:r>
-        <w:t xml:space="preserve"> 2016년 3월 5일(토)부터 3월 27일(일)까지. 除夕 전화를 시작으로 北原省 일곱 개 현의 「龙潭水库」 이주민 사건을 맡은 明灯센터는, 소송을 하려면 먼저 이주민 한 사람 한 사람의 위임장이 있어야 한다는 벽에 부딪친다. 严老汉은 걸어서 마을을 돌며 손도장을 받자고 하고, 위챗으로 단체방을 만든 젊은 谷小龙은 사진 한 장으로 사흘 만에 천이백 장을 모았다고 한다. 시험 저수(6월 말)는 다가오고, 대표 자리를 둘러싼 두 사람의 갈등 속에서 沈知远은 위조 위험을 발견한다. 李雨彤은 옛 극장 무대 위에서 첫 현장 설명회를 진행하고, 센터는 '마을 증인 두 명 + 손도장 + 본인 서명'이라는 방식을 만든다. 3월 말, 센터 바닥에 위임장 삼천 장이 쌓이던 밤 한 통의 변호사 서신이 도착한다.</w:t>
+        <w:t xml:space="preserve"> 2016년 3월 5일(토)부터 3월 27일(일)까지. 除夕 전화를 시작으로 北原省 일곱 개 현의 「龙潭水库」 이주민 사건을 맡은 明灯센터는, 소송을 하려면 먼저 이주민 한 사람 한 사람의 위임장이 있어야 한다는 벽에 부딪친다. 严老汉은 걸어서 마을을 돌며 손도장을 받자고 하고, 위챗으로 단체방을 만든 젊은 谷小龙은 사진 한 장으로 사흘 만에 천이백 장을 모았다고 한다. 시험 저수(6월 말)가 다가오는 가운데, 沈知远은 사진 위임장에서 위조의 위험을 발견하고 대표 자리를 둘러싼 두 사람은 부딪친다. 李雨彤은 옛 극장 무대 위에서 첫 현장 설명회를 진행하고, 센터는 '마을 증인 두 명 + 손도장 + 본인 서명'이라는 방식을 만든다. 3월 말, 센터 바닥에 위임장 삼천 장이 쌓이던 밤, 한 통의 변호사 서신이 도착한다.</w:t>
       </w:r>
     </w:p>
     <w:p>
@@ -37,7 +37,7 @@
         <w:pStyle w:val="Heading2"/>
       </w:pPr>
       <w:r>
-        <w:t>장면 1 — 3월 5일(토) 오전, 东关街 31号 2층 — 천 이백 장</w:t>
+        <w:t>장면 1 — 3월 5일(토) 오전, 东关街 31号 2층 — 천이백 장</w:t>
       </w:r>
     </w:p>
     <w:p>
@@ -231,7 +231,7 @@
         <w:pStyle w:val="Heading2"/>
       </w:pPr>
       <w:r>
-        <w:t>장면 2 — 3월 9일(수) 오후, 센터 — 두 개의 대표</w:t>
+        <w:t>장면 2 — 3월 9일(수) 오후, 센터 — 두 명의 대표</w:t>
       </w:r>
     </w:p>
     <w:p>
@@ -247,7 +247,7 @@
         <w:t>严老汉:</w:t>
       </w:r>
       <w:r>
-        <w:t xml:space="preserve"> 小李，这个鱼干，是我自己晒的，不是礼。你们收下，下茶用。</w:t>
+        <w:t xml:space="preserve"> 小李，这鱼干是我自己晒的，不是送礼。你们收下，配茶吃。</w:t>
       </w:r>
     </w:p>
     <w:p>
@@ -313,7 +313,7 @@
         <w:t>谷小龙:</w:t>
       </w:r>
       <w:r>
-        <w:t xml:space="preserve"> 字不是自己签的，那也是同意的意思。</w:t>
+        <w:t xml:space="preserve"> 字不是自己签的，意思也是同意的。</w:t>
       </w:r>
     </w:p>
     <w:p>
@@ -606,7 +606,7 @@
         <w:t>梅若兰:</w:t>
       </w:r>
       <w:r>
-        <w:t xml:space="preserve"> 后来工人们又要等十年。(声音很平) 所以，我不说你们谁对。我只说一条：代表，是选出来的，不是谁拉了个群，就是谁。严老汉走得慢，可是人家信他的脚。小谷快，可是人家信他的手机。你们能不能，把这两种信，放在同一个桌子上？</w:t>
+        <w:t xml:space="preserve"> 后来工人们又要等十年。(声音很平) 所以，我不说你们谁对。我只说一条：代表，是选出来的，不是谁拉了个群，就是谁。严老汉走得慢，可是人家信他的脚。小谷快，可是人家信他的手机。你们能不能，把这两种信，放在同一张桌子上？</w:t>
       </w:r>
     </w:p>
     <w:p>
@@ -822,7 +822,7 @@
         <w:t>李雨彤:</w:t>
       </w:r>
       <w:r>
-        <w:t xml:space="preserve"> (转向侧边) 这个问题，我想请沈律师回答。</w:t>
+        <w:t xml:space="preserve"> (转向台侧) 这个问题，我想请沈律师回答。</w:t>
       </w:r>
     </w:p>
     <w:p>
@@ -833,7 +833,7 @@
         <w:t>沈知远:</w:t>
       </w:r>
       <w:r>
-        <w:t xml:space="preserve"> (站起来，走到台前) 能不能反悔，要看当时的签字，是不是你本人自愿的，有没有被告知清楚。如果你是被通知“明天不签，补偿就没有了”，那有可能是无效的。</w:t>
+        <w:t xml:space="preserve"> (站起来，走到台前) 能不能反悔，要看当时的签字，是不是您本人自愿的，有没有被告知清楚。如果您当时是被通知“明天不签，补偿就没有了”，那有可能是无效的。</w:t>
       </w:r>
     </w:p>
     <w:p>
@@ -893,7 +893,7 @@
         <w:t>俞婆婆:</w:t>
       </w:r>
       <w:r>
-        <w:t xml:space="preserve"> 对，现在我懂了。(指指自己脚下的戏台) 再过几个月，我们这个村，就在水一方了。(声音很轻) 我想问你，要是我们，是在水里面的那一方，你们溯洄从之，找得到吗？</w:t>
+        <w:t xml:space="preserve"> 对，现在我懂了。(指指自己脚下的戏台) 再过几个月，我们这个村，就在水一方了。(声音很轻) 我想问你，要是我们是在水里面的那一方，你们还找得到我们吗？</w:t>
       </w:r>
     </w:p>
     <w:p>
@@ -909,7 +909,7 @@
         <w:t>李雨彤:</w:t>
       </w:r>
       <w:r>
-        <w:t xml:space="preserve"> 婆婆，那一句后面，是“溯洄从之，道阻且长”。路难走，路很长。可是，我们溯洄，一个村一个村来。您在哪个村，我们就去哪个村。</w:t>
+        <w:t xml:space="preserve"> 婆婆，那一句后面，是“溯洄从之，道阻且长”。路难走，路很长。可是，我们会一个村一个村地找过去。您在哪个村，我们就去哪个村。</w:t>
       </w:r>
     </w:p>
     <w:p>
@@ -933,7 +933,7 @@
         <w:pStyle w:val="Heading2"/>
       </w:pPr>
       <w:r>
-        <w:t>장면 5 — 같은 날 저녁, 柳坪乡 낡은 선착장 — 못 한 자루</w:t>
+        <w:t>장면 5 — 같은 날 저녁, 柳坪乡 낡은 선착장 — 노와 키</w:t>
       </w:r>
     </w:p>
     <w:p>
@@ -998,7 +998,7 @@
         <w:t>苏敏:</w:t>
       </w:r>
       <w:r>
-        <w:t xml:space="preserve"> 严大爷，今天下午，您为什么不让小谷代签？我是说，您为什么这么坚持？</w:t>
+        <w:t xml:space="preserve"> 严大爷，我想问您一句：您为什么这么坚持，一定要本人亲手签？</w:t>
       </w:r>
     </w:p>
     <w:p>
@@ -1154,7 +1154,7 @@
         <w:t>谷小龙:</w:t>
       </w:r>
       <w:r>
-        <w:t xml:space="preserve"> (没坐) 沈律师，那三十几份，是我的错。</w:t>
+        <w:t xml:space="preserve"> (没坐) 沈律师，那几十份，是我的错。</w:t>
       </w:r>
     </w:p>
     <w:p>
@@ -1258,7 +1258,7 @@
         <w:t>沈知远:</w:t>
       </w:r>
       <w:r>
-        <w:t xml:space="preserve"> 不是因为你不诚实。恰恰是因为，你昨天夜里主动核对了。(顿了顿) 《论语》里，子贡问怎么治国，孔子说，粮食够，军队够，百姓信你。子贡又问，三样必须去掉一样，先去哪样？去军队。再去一样呢？去粮食。“自古皆有死，民无信不立。”</w:t>
+        <w:t xml:space="preserve"> 不是因为你不诚实。恰恰是因为你自己把它们核对出来了，我们才敢说，这个案子经得起查。(顿了顿) 《论语》里，子贡问怎么治国，孔子说，粮食够，军队够，百姓信你。子贡又问，三样必须去掉一样，先去哪样？去军队。再去一样呢？去粮食。“自古皆有死，民无信不立。”</w:t>
       </w:r>
     </w:p>
     <w:p>
@@ -1280,7 +1280,7 @@
         <w:t>沈知远:</w:t>
       </w:r>
       <w:r>
-        <w:t xml:space="preserve"> 意思是，人总是要死的，粮食没了，大不了饿；可是，一个人，一个队伍，要是没有信，就站不住。这个案子，不是靠三千份纸，是靠这三千个人，肯相信我们。一份假的，不是少了一份，是别人可以怀疑，另外两千九百九十九份。</w:t>
+        <w:t xml:space="preserve"> 意思是，人总是要死的，粮食没了，最多是挨饿；可是，一个人，一个队伍，要是没有信，就站不住。这个案子，不是靠三千份纸，是靠这三千个人，肯相信我们。一份假的，不是少了一份，而是让别人有理由怀疑另外两千九百九十九份。</w:t>
       </w:r>
     </w:p>
     <w:p>
@@ -1589,7 +1589,7 @@
     </w:p>
     <w:p>
       <w:r>
-        <w:t>(夜里九点。东关街上已经没人。二楼的屋里，地板上堆满了大大小小的牛皮纸袋，每个袋口上，用马克笔写着乡镇的名字：柳坪、清河、上岙、石桥……李雨彤、刘婷和两个新来的志愿者跪在地上点数，每点完一百份，就用橡皮筋扎一捆。苏敏把一盏台灯挪到地上，沈知远坐在小凳上，戴着老花镜似的放大镜，一张一张地检查见证人签名。严老汉和谷小龙是中午坐长途车来的，缩在墙角的椅子上，两个人，谁也没说话，一人手里一杯茶。)</w:t>
+        <w:t>(夜里九点。东关街上已经没人。二楼的屋里，地板上堆满了大大小小的牛皮纸袋，每个袋口上，用马克笔写着乡镇的名字：柳坪、清河、上岙、石桥……李雨彤、刘婷和两个新来的志愿者跪在地上点数，每点完一百份，就用橡皮筋扎一捆。苏敏把一盏台灯挪到地上，沈知远坐在小凳上，举着一只放大镜，一张一张地检查见证人签名。严老汉和谷小龙是中午坐长途车来的，缩在墙角的椅子上，两个人，谁也没说话，一人手里一杯茶。)</w:t>
       </w:r>
     </w:p>
     <w:p>
@@ -1682,7 +1682,7 @@
         <w:t>杜建平:</w:t>
       </w:r>
       <w:r>
-        <w:t xml:space="preserve"> 对不起，这么晚。我路过，门口有个快递员，说找你们，没人应，就扔在楼下信箱里了。我顺手带上来的。</w:t>
+        <w:t xml:space="preserve"> 对不起，这么晚。我路过，门口有个快递员，说找你们，敲门没人应，就把信丢进楼下信箱了。我顺手带上来的。</w:t>
       </w:r>
     </w:p>
     <w:p>
@@ -1725,7 +1725,7 @@
     </w:p>
     <w:p>
       <w:r>
-        <w:t>(屋里的人都停了下来。李雨彤手里的橡皮筋崩了一声，散落到地上。)</w:t>
+        <w:t>(屋里的人都停了下来。李雨彤手里的橡皮筋“啪”地断了，散落到地上。)</w:t>
       </w:r>
     </w:p>
     <w:p>
@@ -1822,7 +1822,7 @@
     </w:p>
     <w:p>
       <w:r>
-        <w:t>«走过场» — 한국어 해설: "형식적으로 해치우다". 과정을 거치기는 하되 실속은 없는 절차를 가리킨다. 村主任이 위임장에 증인 둘까지 세우는 서명 방식이 '허례 아니냐'고 苏敏에게 묻고, 苏敏이 "허례가 아니어야 서명"이라고 받아넘길 때, 장면 7.</w:t>
+        <w:t>«走过场» — 한국어 해설: "형식적으로 해치우다". 과정을 거치기는 하되 실속은 없는 절차를 가리킨다. 村主任이 위임장에 증인 둘까지 세우는 서명 방식이 '형식뿐인 절차 아니냐'고 苏敏에게 묻고, 苏敏이 "형식적으로 하지 않아야 서명이라 할 수 있다"고 받아넘길 때, 장면 7.</w:t>
       </w:r>
     </w:p>
     <w:p>

--- a/중국어_대화문/3부_docx/3부_03화_위임장.docx
+++ b/중국어_대화문/3부_docx/3부_03화_위임장.docx
@@ -740,7 +740,7 @@
         <w:t>李雨彤:</w:t>
       </w:r>
       <w:r>
-        <w:t xml:space="preserve"> (停了一下) 官司，是苏律师和沈律师打。我负责一件事：让每个人，都知道自己签的是什么。</w:t>
+        <w:t xml:space="preserve"> (停了一下) 官司，是苏老师和沈老师打。我负责一件事：让每个人，都知道自己签的是什么。</w:t>
       </w:r>
     </w:p>
     <w:p>
@@ -822,7 +822,7 @@
         <w:t>李雨彤:</w:t>
       </w:r>
       <w:r>
-        <w:t xml:space="preserve"> (转向台侧) 这个问题，我想请沈律师回答。</w:t>
+        <w:t xml:space="preserve"> (转向台侧) 这个问题，我想请沈老师回答。</w:t>
       </w:r>
     </w:p>
     <w:p>
